--- a/paper-zh-journal/main_red_revision_latest.docx
+++ b/paper-zh-journal/main_red_revision_latest.docx
@@ -24,40 +24,31 @@
         <w:pStyle w:val="Author"/>
       </w:pPr>
       <w:r>
-        <w:rPr>
-          <w:rFonts w:hint="eastAsia"/>
-        </w:rPr>
-        <w:t xml:space="preserve">高东彪</w:t>
-      </w:r>
-      <w:r>
-        <w:t xml:space="preserve"> </w:t>
-      </w:r>
-      <w:r>
-        <w:rPr>
-          <w:rFonts w:hint="eastAsia"/>
-        </w:rPr>
-        <w:t xml:space="preserve">（软视软件（苏州）有限公司，江苏</w:t>
-      </w:r>
-      <w:r>
-        <w:t xml:space="preserve"> </w:t>
-      </w:r>
-      <w:r>
-        <w:rPr>
-          <w:rFonts w:hint="eastAsia"/>
-        </w:rPr>
-        <w:t xml:space="preserve">苏州</w:t>
-      </w:r>
-      <w:r>
-        <w:t xml:space="preserve">  </w:t>
-      </w:r>
-      <w:r>
-        <w:rPr>
-          <w:rFonts w:hint="eastAsia"/>
-        </w:rPr>
-        <w:t xml:space="preserve">215000）</w:t>
-      </w:r>
-      <w:r>
-        <w:t xml:space="preserve"> Gao Dongbiao (Zoom Video Communications (Suzhou), Inc., Suzhou 215000, China)</w:t>
+        <w:t>高东彪</w:t>
+      </w:r>
+    </w:p>
+    <w:p>
+      <w:pPr>
+        <w:pStyle w:val="Author"/>
+      </w:pPr>
+      <w:r>
+        <w:t>（软视软件（苏州）有限公司，江苏 苏州 215000）</w:t>
+      </w:r>
+    </w:p>
+    <w:p>
+      <w:pPr>
+        <w:pStyle w:val="Author"/>
+      </w:pPr>
+      <w:r>
+        <w:t>Gao Dongbiao</w:t>
+      </w:r>
+    </w:p>
+    <w:p>
+      <w:pPr>
+        <w:pStyle w:val="Author"/>
+      </w:pPr>
+      <w:r>
+        <w:t>(Zoom Video Communications (Suzhou), Inc., Suzhou 215000, China)</w:t>
       </w:r>
     </w:p>
     <w:bookmarkStart w:id="10" w:name="title-block-header"/>
@@ -142,21 +133,77 @@
       </w:pPr>
       <w:r>
         <w:rPr>
-          <w:rStyle w:val="RedText"/>
           <w:rFonts w:hint="eastAsia"/>
           <w:b/>
           <w:bCs/>
-          <w:color w:val="FF0000"/>
-        </w:rPr>
-        <w:t xml:space="preserve">基金项目：</w:t>
-      </w:r>
-      <w:r>
-        <w:rPr>
-          <w:rStyle w:val="RedText"/>
-          <w:rFonts w:hint="eastAsia"/>
-          <w:color w:val="FF0000"/>
-        </w:rPr>
-        <w:t xml:space="preserve">无。</w:t>
+        </w:rPr>
+        <w:t xml:space="preserve">Abstract：</w:t>
+      </w:r>
+      <w:r>
+        <w:t xml:space="preserve"> </w:t>
+      </w:r>
+      <w:r>
+        <w:t xml:space="preserve">To reduce the maintenance cost of brittle</w:t>
+      </w:r>
+      <w:r>
+        <w:t xml:space="preserve"> </w:t>
+      </w:r>
+      <w:r>
+        <w:t xml:space="preserve">locators in Playwright tests, this paper studies whether large language</w:t>
+      </w:r>
+      <w:r>
+        <w:t xml:space="preserve"> </w:t>
+      </w:r>
+      <w:r>
+        <w:t xml:space="preserve">model (LLM)-driven test self-healing causes silent false healing. Using</w:t>
+      </w:r>
+      <w:r>
+        <w:t xml:space="preserve"> </w:t>
+      </w:r>
+      <w:r>
+        <w:t xml:space="preserve">75 real reachable break cases from the koenig project in the ReproBreak</w:t>
+      </w:r>
+      <w:r>
+        <w:t xml:space="preserve"> </w:t>
+      </w:r>
+      <w:r>
+        <w:t xml:space="preserve">dataset, qwen2.5-coder:7b is evaluated at the selector-resolution level,</w:t>
+      </w:r>
+      <w:r>
+        <w:t xml:space="preserve"> </w:t>
+      </w:r>
+      <w:r>
+        <w:t xml:space="preserve">and an abstract syntax tree-based HealReact static substrate is built.</w:t>
+      </w:r>
+      <w:r>
+        <w:t xml:space="preserve"> </w:t>
+      </w:r>
+      <w:r>
+        <w:t xml:space="preserve">The results show that, when the target element is removed, 78.7% of</w:t>
+      </w:r>
+      <w:r>
+        <w:t xml:space="preserve"> </w:t>
+      </w:r>
+      <w:r>
+        <w:t xml:space="preserve">cases produce resolver-valid selectors pointing to wrong elements, and</w:t>
+      </w:r>
+      <w:r>
+        <w:t xml:space="preserve"> </w:t>
+      </w:r>
+      <w:r>
+        <w:t xml:space="preserve">the static substrate covers 80.6% of real break targets. The study</w:t>
+      </w:r>
+      <w:r>
+        <w:t xml:space="preserve"> </w:t>
+      </w:r>
+      <w:r>
+        <w:t xml:space="preserve">concludes that unattended continuous integration self-healing requires a</w:t>
+      </w:r>
+      <w:r>
+        <w:t xml:space="preserve"> </w:t>
+      </w:r>
+      <w:r>
+        <w:t xml:space="preserve">behavioral replay verifier.</w:t>
       </w:r>
     </w:p>
     <w:p>
@@ -165,96 +212,17 @@
       </w:pPr>
       <w:r>
         <w:rPr>
-          <w:rFonts w:hint="eastAsia"/>
           <w:b/>
           <w:bCs/>
         </w:rPr>
-        <w:t xml:space="preserve">Abstract：</w:t>
-      </w:r>
-      <w:r>
-        <w:t xml:space="preserve"> </w:t>
-      </w:r>
-      <w:r>
-        <w:t xml:space="preserve">To reduce the maintenance cost of brittle</w:t>
-      </w:r>
-      <w:r>
-        <w:t xml:space="preserve"> </w:t>
-      </w:r>
-      <w:r>
-        <w:t xml:space="preserve">locators in Playwright tests, this paper studies whether large language</w:t>
-      </w:r>
-      <w:r>
-        <w:t xml:space="preserve"> </w:t>
-      </w:r>
-      <w:r>
-        <w:t xml:space="preserve">model (LLM)-driven test self-healing causes silent false healing. Using</w:t>
-      </w:r>
-      <w:r>
-        <w:t xml:space="preserve"> </w:t>
-      </w:r>
-      <w:r>
-        <w:t xml:space="preserve">75 real reachable break cases from the koenig project in the ReproBreak</w:t>
-      </w:r>
-      <w:r>
-        <w:t xml:space="preserve"> </w:t>
-      </w:r>
-      <w:r>
-        <w:t xml:space="preserve">dataset, qwen2.5-coder:7b is evaluated at the selector-resolution level,</w:t>
-      </w:r>
-      <w:r>
-        <w:t xml:space="preserve"> </w:t>
-      </w:r>
-      <w:r>
-        <w:t xml:space="preserve">and an abstract syntax tree-based HealReact static substrate is built.</w:t>
-      </w:r>
-      <w:r>
-        <w:t xml:space="preserve"> </w:t>
-      </w:r>
-      <w:r>
-        <w:t xml:space="preserve">The results show that, when the target element is removed, 78.7% of</w:t>
-      </w:r>
-      <w:r>
-        <w:t xml:space="preserve"> </w:t>
-      </w:r>
-      <w:r>
-        <w:t xml:space="preserve">cases produce resolver-valid selectors pointing to wrong elements, and</w:t>
-      </w:r>
-      <w:r>
-        <w:t xml:space="preserve"> </w:t>
-      </w:r>
-      <w:r>
-        <w:t xml:space="preserve">the static substrate covers 80.6% of real break targets. The study</w:t>
-      </w:r>
-      <w:r>
-        <w:t xml:space="preserve"> </w:t>
-      </w:r>
-      <w:r>
-        <w:t xml:space="preserve">concludes that unattended continuous integration self-healing requires a</w:t>
-      </w:r>
-      <w:r>
-        <w:t xml:space="preserve"> </w:t>
-      </w:r>
-      <w:r>
-        <w:t xml:space="preserve">behavioral replay verifier.</w:t>
-      </w:r>
-    </w:p>
-    <w:p>
-      <w:pPr>
-        <w:pStyle w:val="BlockText"/>
-      </w:pPr>
-      <w:r>
-        <w:rPr>
+        <w:t xml:space="preserve">Key </w:t>
+      </w:r>
+      <w:r>
+        <w:rPr>
+          <w:rFonts w:hint="eastAsia"/>
           <w:b/>
           <w:bCs/>
         </w:rPr>
-        <w:t xml:space="preserve">Key </w:t>
-      </w:r>
-      <w:r>
-        <w:rPr>
-          <w:rFonts w:hint="eastAsia"/>
-          <w:b/>
-          <w:bCs/>
-        </w:rPr>
         <w:t xml:space="preserve">words：</w:t>
       </w:r>
       <w:r>
@@ -290,7 +258,16 @@
         <w:pStyle w:val="FirstParagraph"/>
       </w:pPr>
       <w:r>
-        <w:t>维护脆弱的用户界面（User Interface，UI）测试套件是现代 Web 工程中持续存在的维护成本。一次层叠样式表（Cascading Style Sheets，CSS）类名重命名、一次 React 组件的重新嵌套，或是一次行为不变的处理函数重构，都足以让数十个端到端（End-to-End，E2E）Playwright 测试断裂。这一问题在图形用户界面（Graphical User Interface，GUI）测试录制重放与自动生成的研究综述中被多次列为关键挑战 [1-2]。</w:t>
+        <w:t xml:space="preserve">维护脆弱的用户界面（User Interface，UI）测试套件是现代 Web 工程中持续存在的维护成本。一次层叠样式表（Cascading Style Sheets，CSS）类名重命名、一次 React 组件的重新嵌套，或是一次行为不变的处理函数重构，都足以让数十个端到端（End-to-End，E2E）Playwright </w:t>
+      </w:r>
+      <w:r>
+        <w:rPr>
+          <w:rStyle w:val="RedText"/>
+        </w:rPr>
+        <w:t>测试失效</w:t>
+      </w:r>
+      <w:r>
+        <w:t>。这一问题在图形用户界面（Graphical User Interface，GUI）测试录制重放与自动生成的研究综述中被多次列为关键挑战 [1-2]。</w:t>
       </w:r>
       <w:r>
         <w:rPr>
@@ -352,7 +329,16 @@
         <w:t>单一演示样例</w:t>
       </w:r>
       <w:r>
-        <w:t xml:space="preserve"> 上报告了 100% 通过率；当代基于 LLM 的定位器修复工作通常借助一致性守门规则报告修复成功率或解释一致性。然而这些指标共享一处结构性盲区：它们衡量的是</w:t>
+        <w:t xml:space="preserve"> 上报告了 100% 通过率；当代基于 LLM 的定位器修复工作通常借助</w:t>
+      </w:r>
+      <w:r>
+        <w:rPr>
+          <w:rStyle w:val="RedText"/>
+        </w:rPr>
+        <w:t>一致性安全约束</w:t>
+      </w:r>
+      <w:r>
+        <w:t>报告修复成功率或解释一致性。然而这些指标共享一处结构性盲区：它们衡量的是</w:t>
       </w:r>
       <w:r>
         <w:rPr>
@@ -463,123 +449,29 @@
       <w:r>
         <w:rPr>
           <w:rStyle w:val="RedText"/>
-          <w:rFonts w:hint="eastAsia"/>
-          <w:b/>
-          <w:bCs/>
-          <w:color w:val="FF0000"/>
-        </w:rPr>
-        <w:t xml:space="preserve">第一项发现：</w:t>
-      </w:r>
-      <w:r>
-        <w:rPr>
-          <w:rFonts w:hint="eastAsia"/>
-          <w:b/>
-          <w:bCs/>
-        </w:rPr>
-        <w:t xml:space="preserve">隐性误修复是默认行为，且软提示守门无效。</w:t>
-      </w:r>
-      <w:r>
-        <w:rPr>
-          <w:rFonts w:hint="eastAsia"/>
-        </w:rPr>
-        <w:t xml:space="preserve">当真实目标元素被强制从候选集中移除时，朴素</w:t>
-      </w:r>
-      <w:r>
-        <w:t xml:space="preserve"> </w:t>
-      </w:r>
-      <w:r>
-        <w:t xml:space="preserve">LLM </w:t>
-      </w:r>
-      <w:r>
-        <w:rPr>
-          <w:rFonts w:hint="eastAsia"/>
-        </w:rPr>
-        <w:t xml:space="preserve">修复器（</w:t>
-      </w:r>
-      <w:r>
-        <w:rPr>
-          <w:rStyle w:val="VerbatimChar"/>
-        </w:rPr>
-        <w:t xml:space="preserve">qwen2.5-coder:7b</w:t>
-      </w:r>
-      <w:r>
-        <w:t xml:space="preserve"> </w:t>
-      </w:r>
-      <w:r>
-        <w:rPr>
-          <w:rFonts w:hint="eastAsia"/>
-        </w:rPr>
-        <w:t xml:space="preserve">[10]）在</w:t>
-      </w:r>
-      <w:r>
-        <w:t xml:space="preserve"> </w:t>
-      </w:r>
-      <w:r>
-        <w:rPr>
-          <w:b/>
-          <w:bCs/>
-        </w:rPr>
-        <w:t xml:space="preserve">78.7%</w:t>
-      </w:r>
-      <w:r>
-        <w:t xml:space="preserve"> </w:t>
-      </w:r>
-      <w:r>
-        <w:rPr>
-          <w:rFonts w:hint="eastAsia"/>
-        </w:rPr>
-        <w:t xml:space="preserve">的用例中给出语法正确但元素错误的选择器（59/75）；仅</w:t>
-      </w:r>
-      <w:r>
-        <w:t xml:space="preserve"> 17.3%</w:t>
-      </w:r>
-      <w:r>
-        <w:t xml:space="preserve"> </w:t>
-      </w:r>
-      <w:r>
-        <w:rPr>
-          <w:rFonts w:hint="eastAsia"/>
-        </w:rPr>
-        <w:t xml:space="preserve">的情形下能正确放弃。在系统提示中追加明确的“如无候选契合则放弃”守门规则后，结果数字</w:t>
-      </w:r>
-      <w:r>
-        <w:rPr>
-          <w:rFonts w:hint="eastAsia"/>
-          <w:i/>
-          <w:iCs/>
-        </w:rPr>
-        <w:t xml:space="preserve">完全一致</w:t>
-      </w:r>
-      <w:r>
-        <w:rPr>
-          <w:rFonts w:hint="eastAsia"/>
-        </w:rPr>
-        <w:t xml:space="preserve">（两版本均为</w:t>
-      </w:r>
-      <w:r>
-        <w:t xml:space="preserve"> </w:t>
-      </w:r>
-      <w:r>
-        <w:rPr>
-          <w:rFonts w:hint="eastAsia"/>
-        </w:rPr>
-        <w:t xml:space="preserve">59/75，</w:t>
-      </w:r>
-      <w:r>
-        <w:rPr>
-          <w:i/>
-          <w:iCs/>
-        </w:rPr>
-        <w:t xml:space="preserve">Δ</w:t>
-      </w:r>
-      <w:r>
-        <w:t xml:space="preserve"> = 0</w:t>
-      </w:r>
-      <w:r>
-        <w:rPr>
-          <w:rFonts w:hint="eastAsia"/>
-        </w:rPr>
-        <w:t xml:space="preserve">），表明模型并未将该规则纳入决策。</w:t>
+        </w:rPr>
+        <w:t>第一项发现：</w:t>
+      </w:r>
+      <w:r>
+        <w:t>隐性误修复是默认行为，且</w:t>
+      </w:r>
+      <w:r>
+        <w:rPr>
+          <w:rStyle w:val="RedText"/>
+        </w:rPr>
+        <w:t>软提示放弃约束无效</w:t>
+      </w:r>
+      <w:r>
+        <w:t>。当真实目标元素被强制从候选集中移除时，朴素 LLM 修复器（qwen2.5-coder:7b [10]）在 78.7% 的用例中给出语法正确但元素错误的选择器（59/75）；仅 17.3% 的情形下能正确放弃。在系统提示中追加明确的“如无候选契合则放弃”</w:t>
+      </w:r>
+      <w:r>
+        <w:rPr>
+          <w:rStyle w:val="RedText"/>
+        </w:rPr>
+        <w:t>约束</w:t>
+      </w:r>
+      <w:r>
+        <w:t>后，结果数字完全一致（两版本均为 59/75，Δ = 0），表明模型并未将该规则纳入决策。</w:t>
       </w:r>
     </w:p>
     <w:p>
@@ -636,126 +528,29 @@
       <w:r>
         <w:rPr>
           <w:rStyle w:val="RedText"/>
-          <w:rFonts w:hint="eastAsia"/>
-          <w:b/>
-          <w:bCs/>
-          <w:color w:val="FF0000"/>
-        </w:rPr>
-        <w:t xml:space="preserve">第三项发现：</w:t>
-      </w:r>
-      <w:r>
-        <w:rPr>
-          <w:rFonts w:hint="eastAsia"/>
-          <w:b/>
-          <w:bCs/>
-        </w:rPr>
-        <w:t xml:space="preserve">跨应用泛化受锚点文化</w:t>
-      </w:r>
-      <w:r>
-        <w:rPr>
-          <w:b/>
-          <w:bCs/>
-        </w:rPr>
-        <w:t xml:space="preserve"> </w:t>
-      </w:r>
-      <w:r>
-        <w:rPr>
-          <w:rStyle w:val="RedText"/>
-          <w:rFonts w:hint="eastAsia"/>
-          <w:b/>
-          <w:bCs/>
-          <w:color w:val="FF0000"/>
-        </w:rPr>
-        <w:t xml:space="preserve">差异</w:t>
-      </w:r>
-      <w:r>
-        <w:rPr>
-          <w:rFonts w:hint="eastAsia"/>
-          <w:b/>
-          <w:bCs/>
-        </w:rPr>
-        <w:t xml:space="preserve">的制约。</w:t>
-      </w:r>
-      <w:r>
-        <w:rPr>
-          <w:rFonts w:hint="eastAsia"/>
-        </w:rPr>
-        <w:t xml:space="preserve">在另一</w:t>
-      </w:r>
-      <w:r>
-        <w:t xml:space="preserve"> React+Playwright</w:t>
-      </w:r>
-      <w:r>
-        <w:t xml:space="preserve"> </w:t>
-      </w:r>
-      <w:r>
-        <w:rPr>
-          <w:rFonts w:hint="eastAsia"/>
-        </w:rPr>
-        <w:t xml:space="preserve">代码库（</w:t>
-      </w:r>
-      <w:r>
-        <w:rPr>
-          <w:rStyle w:val="VerbatimChar"/>
-        </w:rPr>
-        <w:t xml:space="preserve">payloadcms/payload</w:t>
-      </w:r>
-      <w:r>
-        <w:rPr>
-          <w:rFonts w:hint="eastAsia"/>
-        </w:rPr>
-        <w:t xml:space="preserve">，319</w:t>
-      </w:r>
-      <w:r>
-        <w:t xml:space="preserve"> </w:t>
-      </w:r>
-      <w:r>
-        <w:rPr>
-          <w:rFonts w:hint="eastAsia"/>
-        </w:rPr>
-        <w:t xml:space="preserve">个失效配对）上，由于其采用</w:t>
-      </w:r>
-      <w:r>
-        <w:t xml:space="preserve"> </w:t>
-      </w:r>
-      <w:r>
-        <w:t xml:space="preserve">BEM </w:t>
-      </w:r>
-      <w:r>
-        <w:rPr>
-          <w:rFonts w:hint="eastAsia"/>
-        </w:rPr>
-        <w:t xml:space="preserve">风格的模板字面量类名、当前静态抽取器无法对其求值，原始可达率从</w:t>
-      </w:r>
-      <w:r>
-        <w:t xml:space="preserve"> </w:t>
-      </w:r>
-      <w:r>
-        <w:t xml:space="preserve">koenig </w:t>
-      </w:r>
-      <w:r>
-        <w:rPr>
-          <w:rFonts w:hint="eastAsia"/>
-        </w:rPr>
-        <w:t xml:space="preserve">的</w:t>
-      </w:r>
-      <w:r>
-        <w:t xml:space="preserve"> 80.6% </w:t>
-      </w:r>
-      <w:r>
-        <w:rPr>
-          <w:rFonts w:hint="eastAsia"/>
-        </w:rPr>
-        <w:t xml:space="preserve">跌至</w:t>
-      </w:r>
-      <w:r>
-        <w:t xml:space="preserve"> </w:t>
-      </w:r>
-      <w:r>
-        <w:rPr>
-          <w:rFonts w:hint="eastAsia"/>
-        </w:rPr>
-        <w:t xml:space="preserve">3.8%。本文将其诊断为一处明确且可修复的盲区，而非对方法本身的否证。</w:t>
+        </w:rPr>
+        <w:t>第三项发现：</w:t>
+      </w:r>
+      <w:r>
+        <w:t>跨应用泛化受</w:t>
+      </w:r>
+      <w:r>
+        <w:rPr>
+          <w:rStyle w:val="RedText"/>
+        </w:rPr>
+        <w:t>锚点约定</w:t>
+      </w:r>
+      <w:r>
+        <w:t xml:space="preserve"> </w:t>
+      </w:r>
+      <w:r>
+        <w:rPr>
+          <w:rStyle w:val="RedText"/>
+        </w:rPr>
+        <w:t>差异</w:t>
+      </w:r>
+      <w:r>
+        <w:t>的制约。在另一 React+Playwright 代码库（payloadcms/payload，319 个失效配对）上，由于其采用 BEM 风格的模板字面量类名、当前静态抽取器无法对其求值，原始可达率从 koenig 的 80.6% 跌至 3.8%。本文将其诊断为一处明确且可修复的盲区，而非对方法本身的否证。</w:t>
       </w:r>
     </w:p>
     <w:p>
@@ -763,55 +558,16 @@
         <w:pStyle w:val="FirstParagraph"/>
       </w:pPr>
       <w:r>
-        <w:rPr>
-          <w:rFonts w:hint="eastAsia"/>
-        </w:rPr>
-        <w:t xml:space="preserve">前两个发现为无人值守自愈流水线引入行为重放验证层提供了直接的经验性动机。第三个发现给出一条可证伪的跨应用泛化论断：任何仅在单一应用上完成基准测试的定位器修复工具，都很可能高估其泛化能力，因为锚点文化（</w:t>
-      </w:r>
-      <w:r>
-        <w:rPr>
-          <w:rStyle w:val="VerbatimChar"/>
-        </w:rPr>
-        <w:t xml:space="preserve">data-testid</w:t>
-      </w:r>
-      <w:r>
-        <w:t xml:space="preserve"> </w:t>
-      </w:r>
-      <w:r>
-        <w:t xml:space="preserve">vs</w:t>
-      </w:r>
-      <w:r>
-        <w:t xml:space="preserve"> </w:t>
-      </w:r>
-      <w:r>
-        <w:rPr>
-          <w:rStyle w:val="VerbatimChar"/>
-        </w:rPr>
-        <w:t xml:space="preserve">data-kg-*</w:t>
-      </w:r>
-      <w:r>
-        <w:t xml:space="preserve"> </w:t>
-      </w:r>
-      <w:r>
-        <w:t xml:space="preserve">vs BEM </w:t>
-      </w:r>
-      <w:r>
-        <w:rPr>
-          <w:rFonts w:hint="eastAsia"/>
-        </w:rPr>
-        <w:t xml:space="preserve">模板字面量）在不同</w:t>
-      </w:r>
-      <w:r>
-        <w:t xml:space="preserve"> React</w:t>
-      </w:r>
-      <w:r>
-        <w:t xml:space="preserve"> </w:t>
-      </w:r>
-      <w:r>
-        <w:rPr>
-          <w:rFonts w:hint="eastAsia"/>
-        </w:rPr>
-        <w:t xml:space="preserve">代码库之间存在显著差异。</w:t>
+        <w:t>前两个发现为无人值守自愈流水线引入行为重放验证层提供了直接的经验性动机。第三个发现给出一条可证伪的跨应用泛化论断：任何仅在单一应用上完成基准测试的定位器修复工具，都很可能高估其泛化能力，因为</w:t>
+      </w:r>
+      <w:r>
+        <w:rPr>
+          <w:rStyle w:val="RedText"/>
+        </w:rPr>
+        <w:t>锚点约定</w:t>
+      </w:r>
+      <w:r>
+        <w:t>（data-testid vs data-kg-* vs BEM 模板字面量）在不同 React 代码库之间存在显著差异。</w:t>
       </w:r>
     </w:p>
     <w:p>
@@ -819,254 +575,70 @@
         <w:pStyle w:val="BodyText"/>
       </w:pPr>
       <w:r>
-        <w:rPr>
-          <w:rFonts w:hint="eastAsia"/>
-        </w:rPr>
-        <w:t xml:space="preserve">此外，</w:t>
-      </w:r>
-      <w:r>
-        <w:t xml:space="preserve"> </w:t>
-      </w:r>
-      <w:r>
-        <w:rPr>
-          <w:rStyle w:val="RedText"/>
-          <w:rFonts w:hint="eastAsia"/>
-          <w:color w:val="FF0000"/>
-        </w:rPr>
-        <w:t xml:space="preserve">文章</w:t>
-      </w:r>
-      <w:r>
-        <w:rPr>
-          <w:rFonts w:hint="eastAsia"/>
-        </w:rPr>
-        <w:t xml:space="preserve">介绍</w:t>
-      </w:r>
-      <w:r>
-        <w:t xml:space="preserve"> HealReact </w:t>
-      </w:r>
-      <w:r>
-        <w:rPr>
-          <w:rFonts w:hint="eastAsia"/>
-        </w:rPr>
-        <w:t xml:space="preserve">的</w:t>
-      </w:r>
-      <w:r>
-        <w:t xml:space="preserve"> L1 </w:t>
-      </w:r>
-      <w:r>
-        <w:rPr>
-          <w:rFonts w:hint="eastAsia"/>
-        </w:rPr>
-        <w:t xml:space="preserve">基底</w:t>
-      </w:r>
-      <w:r>
-        <w:t xml:space="preserve"> </w:t>
-      </w:r>
-      <w:r>
-        <w:t xml:space="preserve">—— </w:t>
-      </w:r>
-      <w:r>
-        <w:rPr>
-          <w:rFonts w:hint="eastAsia"/>
-        </w:rPr>
-        <w:t xml:space="preserve">一个抽象语法树（Abstract</w:t>
-      </w:r>
-      <w:r>
-        <w:t xml:space="preserve"> Syntax</w:t>
-      </w:r>
-      <w:r>
-        <w:t xml:space="preserve"> </w:t>
-      </w:r>
-      <w:r>
-        <w:rPr>
-          <w:rFonts w:hint="eastAsia"/>
-        </w:rPr>
-        <w:t xml:space="preserve">Tree，AST）抽取器加一个带确定性后置校准的</w:t>
-      </w:r>
-      <w:r>
-        <w:t xml:space="preserve"> LLM </w:t>
-      </w:r>
-      <w:r>
-        <w:rPr>
-          <w:rFonts w:hint="eastAsia"/>
-        </w:rPr>
-        <w:t xml:space="preserve">派生意图标注器</w:t>
-      </w:r>
-      <w:r>
-        <w:t xml:space="preserve"> ——</w:t>
-      </w:r>
-      <w:r>
-        <w:t xml:space="preserve"> </w:t>
-      </w:r>
-      <w:r>
-        <w:rPr>
-          <w:rStyle w:val="RedText"/>
-          <w:rFonts w:hint="eastAsia"/>
-          <w:color w:val="FF0000"/>
-        </w:rPr>
-        <w:t xml:space="preserve">该基底</w:t>
-      </w:r>
-      <w:r>
-        <w:rPr>
-          <w:rFonts w:hint="eastAsia"/>
-        </w:rPr>
-        <w:t xml:space="preserve">静态可达</w:t>
-      </w:r>
-      <w:r>
-        <w:t xml:space="preserve"> koenig 93 </w:t>
-      </w:r>
-      <w:r>
-        <w:rPr>
-          <w:rFonts w:hint="eastAsia"/>
-        </w:rPr>
-        <w:t xml:space="preserve">个失效目标中的</w:t>
-      </w:r>
-      <w:r>
-        <w:t xml:space="preserve"> </w:t>
-      </w:r>
-      <w:r>
-        <w:rPr>
-          <w:rFonts w:hint="eastAsia"/>
-        </w:rPr>
-        <w:t xml:space="preserve">80.6%；在其之上，一个小型本地</w:t>
-      </w:r>
-      <w:r>
-        <w:t xml:space="preserve"> L3 </w:t>
-      </w:r>
-      <w:r>
-        <w:rPr>
-          <w:rFonts w:hint="eastAsia"/>
-        </w:rPr>
-        <w:t xml:space="preserve">修复器在可达用例上</w:t>
-      </w:r>
-      <w:r>
-        <w:rPr>
-          <w:rStyle w:val="RedText"/>
-          <w:rFonts w:hint="eastAsia"/>
-          <w:color w:val="FF0000"/>
-        </w:rPr>
-        <w:t xml:space="preserve">给出</w:t>
-      </w:r>
-      <w:r>
-        <w:rPr>
-          <w:rFonts w:hint="eastAsia"/>
-        </w:rPr>
-        <w:t xml:space="preserve">正确</w:t>
-      </w:r>
-      <w:r>
-        <w:t xml:space="preserve"> </w:t>
-      </w:r>
-      <w:r>
-        <w:rPr>
-          <w:rStyle w:val="RedText"/>
-          <w:rFonts w:hint="eastAsia"/>
-          <w:color w:val="FF0000"/>
-        </w:rPr>
-        <w:t xml:space="preserve">选择器的比例为</w:t>
-      </w:r>
-      <w:r>
-        <w:rPr>
-          <w:rStyle w:val="RedText"/>
-          <w:color w:val="FF0000"/>
-        </w:rPr>
-        <w:t xml:space="preserve"> </w:t>
-      </w:r>
-      <w:r>
-        <w:rPr>
-          <w:rFonts w:hint="eastAsia"/>
-        </w:rPr>
-        <w:t xml:space="preserve">77.3%（在完整数据集上为</w:t>
-      </w:r>
-      <w:r>
-        <w:t xml:space="preserve"> 62.4%</w:t>
-      </w:r>
-      <w:r>
-        <w:t xml:space="preserve"> </w:t>
-      </w:r>
-      <w:r>
-        <w:rPr>
-          <w:rFonts w:hint="eastAsia"/>
-        </w:rPr>
-        <w:t xml:space="preserve">的静态修复代理</w:t>
-      </w:r>
-      <w:r>
-        <w:rPr>
-          <w:rStyle w:val="RedText"/>
-          <w:rFonts w:hint="eastAsia"/>
-          <w:color w:val="FF0000"/>
-        </w:rPr>
-        <w:t xml:space="preserve">指标</w:t>
-      </w:r>
-      <w:r>
-        <w:rPr>
-          <w:rStyle w:val="FootnoteReference"/>
-        </w:rPr>
-        <w:footnoteReference w:id="11"/>
-      </w:r>
-      <w:r>
-        <w:rPr>
-          <w:rFonts w:hint="eastAsia"/>
-        </w:rPr>
-        <w:t xml:space="preserve">）。两个</w:t>
-      </w:r>
-      <w:r>
-        <w:t xml:space="preserve"> </w:t>
-      </w:r>
-      <w:r>
-        <w:rPr>
-          <w:rStyle w:val="RedText"/>
-          <w:rFonts w:hint="eastAsia"/>
-          <w:color w:val="FF0000"/>
-        </w:rPr>
-        <w:t xml:space="preserve">低开销</w:t>
-      </w:r>
-      <w:r>
-        <w:rPr>
-          <w:rFonts w:hint="eastAsia"/>
-        </w:rPr>
-        <w:t xml:space="preserve">确定性杠杆</w:t>
-      </w:r>
-      <w:r>
-        <w:t xml:space="preserve"> —— testId</w:t>
-      </w:r>
-      <w:r>
-        <w:t xml:space="preserve"> </w:t>
-      </w:r>
-      <w:r>
-        <w:rPr>
-          <w:rFonts w:hint="eastAsia"/>
-        </w:rPr>
-        <w:t xml:space="preserve">加权检索与强锚点后置过滤</w:t>
-      </w:r>
-      <w:r>
-        <w:t xml:space="preserve"> —— </w:t>
-      </w:r>
-      <w:r>
-        <w:rPr>
-          <w:rFonts w:hint="eastAsia"/>
-        </w:rPr>
-        <w:t xml:space="preserve">经二因子析因分离后各带来边际改进、合计</w:t>
-      </w:r>
-      <w:r>
-        <w:t xml:space="preserve"> 3</w:t>
-      </w:r>
-      <w:r>
-        <w:t xml:space="preserve"> </w:t>
-      </w:r>
-      <w:r>
-        <w:rPr>
-          <w:rFonts w:hint="eastAsia"/>
-        </w:rPr>
-        <w:t xml:space="preserve">个新正确用例、零回归（方向一致，McNemar</w:t>
-      </w:r>
-      <w:r>
-        <w:t xml:space="preserve"> </w:t>
-      </w:r>
-      <w:r>
-        <w:rPr>
-          <w:rFonts w:hint="eastAsia"/>
-        </w:rPr>
-        <w:t xml:space="preserve">未达显著），表明确定性后处理可作为比提示工程更可靠的安全网。</w:t>
+        <w:t xml:space="preserve">此外， </w:t>
+      </w:r>
+      <w:r>
+        <w:rPr>
+          <w:rStyle w:val="RedText"/>
+        </w:rPr>
+        <w:t>文章</w:t>
+      </w:r>
+      <w:r>
+        <w:t xml:space="preserve">介绍 HealReact 的 L1 基底 —— 一个抽象语法树（Abstract Syntax Tree，AST）抽取器加一个带确定性后置校准的 LLM 派生意图标注器 —— </w:t>
+      </w:r>
+      <w:r>
+        <w:rPr>
+          <w:rStyle w:val="RedText"/>
+        </w:rPr>
+        <w:t>该基底</w:t>
+      </w:r>
+      <w:r>
+        <w:t>静态可达 koenig 93 个失效目标中的 80.6%；在其之上，一个小型本地 L3 修复器在可达用例上</w:t>
+      </w:r>
+      <w:r>
+        <w:rPr>
+          <w:rStyle w:val="RedText"/>
+        </w:rPr>
+        <w:t>给出</w:t>
+      </w:r>
+      <w:r>
+        <w:t xml:space="preserve">正确 </w:t>
+      </w:r>
+      <w:r>
+        <w:rPr>
+          <w:rStyle w:val="RedText"/>
+        </w:rPr>
+        <w:t xml:space="preserve">选择器的比例为 </w:t>
+      </w:r>
+      <w:r>
+        <w:t>77.3%（在完整数据集上为 62.4% 的静态修复代理</w:t>
+      </w:r>
+      <w:r>
+        <w:rPr>
+          <w:rStyle w:val="RedText"/>
+        </w:rPr>
+        <w:t>指标</w:t>
+      </w:r>
+      <w:r>
+        <w:t xml:space="preserve">）。两个 </w:t>
+      </w:r>
+      <w:r>
+        <w:rPr>
+          <w:rStyle w:val="RedText"/>
+        </w:rPr>
+        <w:t>低开销</w:t>
+      </w:r>
+      <w:r>
+        <w:t>确定性杠杆 —— testId 加权检索与强锚点后置过滤 —— 经二因子析因分离后各带来边际改进、合计 3 个新正确用例、零回归（方向一致，McNemar 未达显著），表明确定性后处理可作为比提示工程更可靠的</w:t>
+      </w:r>
+      <w:r>
+        <w:rPr>
+          <w:rStyle w:val="RedText"/>
+        </w:rPr>
+        <w:t>安全机制</w:t>
+      </w:r>
+      <w:r>
+        <w:t>。</w:t>
       </w:r>
     </w:p>
     <w:p>
@@ -1424,7 +996,16 @@
         <w:pStyle w:val="FirstParagraph"/>
       </w:pPr>
       <w:r>
-        <w:t xml:space="preserve">ReproBreak [7] 是迄今最大的可复现定位器失效语料（来自 359 个带 Cypress/Playwright 测试的 Web 仓库的 449 个可复现失效）。 </w:t>
+        <w:t>ReproBreak [7] 是迄今最大的可复现定位器</w:t>
+      </w:r>
+      <w:r>
+        <w:rPr>
+          <w:rStyle w:val="RedText"/>
+        </w:rPr>
+        <w:t>失效数据集</w:t>
+      </w:r>
+      <w:r>
+        <w:t xml:space="preserve">（来自 359 个带 Cypress/Playwright 测试的 Web 仓库的 449 个可复现失效）。 </w:t>
       </w:r>
       <w:r>
         <w:rPr>
@@ -1532,259 +1113,43 @@
         <w:pStyle w:val="FirstParagraph"/>
       </w:pPr>
       <w:r>
-        <w:rPr>
-          <w:rStyle w:val="VerbatimChar"/>
-        </w:rPr>
-        <w:t xml:space="preserve">koenig-lexical</w:t>
-      </w:r>
-      <w:r>
-        <w:t xml:space="preserve"> [11,13] </w:t>
-      </w:r>
-      <w:r>
-        <w:rPr>
-          <w:rFonts w:hint="eastAsia"/>
-        </w:rPr>
-        <w:t xml:space="preserve">是一个基于</w:t>
-      </w:r>
-      <w:r>
-        <w:t xml:space="preserve"> React + Lexical</w:t>
-      </w:r>
-      <w:r>
-        <w:t xml:space="preserve"> </w:t>
-      </w:r>
-      <w:r>
-        <w:rPr>
-          <w:rFonts w:hint="eastAsia"/>
-        </w:rPr>
-        <w:t xml:space="preserve">的现代富文本编辑器，其</w:t>
-      </w:r>
-      <w:r>
-        <w:t xml:space="preserve"> Playwright </w:t>
-      </w:r>
-      <w:r>
-        <w:rPr>
-          <w:rFonts w:hint="eastAsia"/>
-        </w:rPr>
-        <w:t xml:space="preserve">套件在很大程度上依赖自定义</w:t>
-      </w:r>
-      <w:r>
-        <w:t xml:space="preserve"> </w:t>
-      </w:r>
-      <w:r>
-        <w:rPr>
-          <w:rStyle w:val="VerbatimChar"/>
-        </w:rPr>
-        <w:t xml:space="preserve">data-kg-*</w:t>
-      </w:r>
-      <w:r>
-        <w:t xml:space="preserve"> </w:t>
-      </w:r>
-      <w:r>
-        <w:rPr>
-          <w:rFonts w:hint="eastAsia"/>
-        </w:rPr>
-        <w:t xml:space="preserve">属性（约占其失效的一半），而非</w:t>
-      </w:r>
-      <w:r>
-        <w:t xml:space="preserve"> </w:t>
-      </w:r>
-      <w:r>
-        <w:rPr>
-          <w:rStyle w:val="VerbatimChar"/>
-        </w:rPr>
-        <w:t xml:space="preserve">data-testid</w:t>
-      </w:r>
-      <w:r>
-        <w:t xml:space="preserve">。</w:t>
-      </w:r>
-      <w:r>
-        <w:rPr>
-          <w:rStyle w:val="VerbatimChar"/>
-        </w:rPr>
-        <w:t xml:space="preserve">payloadcms/payload</w:t>
-      </w:r>
-      <w:r>
-        <w:t xml:space="preserve"> [14] </w:t>
-      </w:r>
-      <w:r>
-        <w:rPr>
-          <w:rFonts w:hint="eastAsia"/>
-        </w:rPr>
-        <w:t xml:space="preserve">是一个</w:t>
-      </w:r>
-      <w:r>
-        <w:t xml:space="preserve"> Next.js </w:t>
-      </w:r>
-      <w:r>
-        <w:rPr>
-          <w:rFonts w:hint="eastAsia"/>
-        </w:rPr>
-        <w:t xml:space="preserve">后台</w:t>
-      </w:r>
-      <w:r>
-        <w:t xml:space="preserve"> </w:t>
-      </w:r>
-      <w:r>
-        <w:rPr>
-          <w:rFonts w:hint="eastAsia"/>
-        </w:rPr>
-        <w:t xml:space="preserve">UI，其</w:t>
-      </w:r>
-      <w:r>
-        <w:t xml:space="preserve"> CSS </w:t>
-      </w:r>
-      <w:r>
-        <w:rPr>
-          <w:rFonts w:hint="eastAsia"/>
-        </w:rPr>
-        <w:t xml:space="preserve">类名遵循</w:t>
-      </w:r>
-      <w:r>
-        <w:t xml:space="preserve"> </w:t>
-      </w:r>
-      <w:r>
-        <w:rPr>
-          <w:rStyle w:val="RedText"/>
-          <w:rFonts w:hint="eastAsia"/>
-          <w:color w:val="FF0000"/>
-        </w:rPr>
-        <w:t xml:space="preserve">块、元素、修饰符（Block</w:t>
-      </w:r>
-      <w:r>
-        <w:rPr>
-          <w:rStyle w:val="RedText"/>
-          <w:color w:val="FF0000"/>
-        </w:rPr>
-        <w:t xml:space="preserve"> Element</w:t>
-      </w:r>
-      <w:r>
-        <w:rPr>
-          <w:rStyle w:val="RedText"/>
-          <w:color w:val="FF0000"/>
-        </w:rPr>
-        <w:t xml:space="preserve"> </w:t>
-      </w:r>
-      <w:r>
-        <w:rPr>
-          <w:rStyle w:val="RedText"/>
-          <w:rFonts w:hint="eastAsia"/>
-          <w:color w:val="FF0000"/>
-        </w:rPr>
-        <w:t xml:space="preserve">Modifier，BEM）</w:t>
-      </w:r>
-      <w:r>
-        <w:rPr>
-          <w:rStyle w:val="RedText"/>
-          <w:rFonts w:hint="eastAsia"/>
-          <w:color w:val="FF0000"/>
-        </w:rPr>
-        <w:t xml:space="preserve">方法</w:t>
-      </w:r>
-      <w:r>
-        <w:t xml:space="preserve"> </w:t>
-      </w:r>
-      <w:r>
-        <w:rPr>
-          <w:rFonts w:hint="eastAsia"/>
-        </w:rPr>
-        <w:t xml:space="preserve">[15]，使用</w:t>
-      </w:r>
-      <w:r>
-        <w:t xml:space="preserve"> </w:t>
-      </w:r>
-      <w:r>
-        <w:rPr>
-          <w:rStyle w:val="VerbatimChar"/>
-        </w:rPr>
-        <w:t xml:space="preserve">${baseClass}__suffix</w:t>
-      </w:r>
-      <w:r>
-        <w:t xml:space="preserve"> </w:t>
-      </w:r>
-      <w:r>
-        <w:rPr>
-          <w:rFonts w:hint="eastAsia"/>
-        </w:rPr>
-        <w:t xml:space="preserve">模板字面量</w:t>
-      </w:r>
-      <w:r>
-        <w:t xml:space="preserve"> —— </w:t>
-      </w:r>
-      <w:r>
-        <w:rPr>
-          <w:rFonts w:hint="eastAsia"/>
-        </w:rPr>
-        <w:t xml:space="preserve">这些字面量对</w:t>
-      </w:r>
-      <w:r>
-        <w:t xml:space="preserve"> React</w:t>
-      </w:r>
-      <w:r>
-        <w:t xml:space="preserve"> </w:t>
-      </w:r>
-      <w:r>
-        <w:rPr>
-          <w:rFonts w:hint="eastAsia"/>
-        </w:rPr>
-        <w:t xml:space="preserve">可见，但对纯字面量的</w:t>
-      </w:r>
-      <w:r>
-        <w:t xml:space="preserve"> AST </w:t>
-      </w:r>
-      <w:r>
-        <w:rPr>
-          <w:rFonts w:hint="eastAsia"/>
-        </w:rPr>
-        <w:t xml:space="preserve">抽取器不可见。这两种锚点文化的对比是</w:t>
-      </w:r>
-      <w:r>
-        <w:t xml:space="preserve"> </w:t>
-      </w:r>
-      <w:r>
-        <w:rPr>
-          <w:rStyle w:val="RedText"/>
-          <w:rFonts w:hint="eastAsia"/>
-          <w:color w:val="FF0000"/>
-        </w:rPr>
-        <w:t xml:space="preserve">文章</w:t>
-      </w:r>
-      <w:r>
-        <w:rPr>
-          <w:rFonts w:hint="eastAsia"/>
-        </w:rPr>
-        <w:t xml:space="preserve">跨应用发现的依据（</w:t>
-      </w:r>
-      <w:r>
-        <w:t xml:space="preserve"> </w:t>
-      </w:r>
-      <w:r>
-        <w:rPr>
-          <w:rStyle w:val="RedText"/>
-          <w:rFonts w:hint="eastAsia"/>
-          <w:color w:val="FF0000"/>
-        </w:rPr>
-        <w:t xml:space="preserve">见</w:t>
-      </w:r>
-      <w:r>
-        <w:rPr>
-          <w:rStyle w:val="RedText"/>
-          <w:color w:val="FF0000"/>
-        </w:rPr>
-        <w:t xml:space="preserve"> §</w:t>
-      </w:r>
-      <w:hyperlink w:anchor="sec:f3">
-        <w:r>
-          <w:rPr>
-            <w:rStyle w:val="Hyperlink"/>
-          </w:rPr>
-          <w:t xml:space="preserve">4.5</w:t>
-        </w:r>
-      </w:hyperlink>
-      <w:r>
-        <w:rPr>
-          <w:rFonts w:hint="eastAsia"/>
-        </w:rPr>
-        <w:t xml:space="preserve">）。</w:t>
+        <w:t xml:space="preserve">koenig-lexical [11,13] 是一个基于 React + Lexical 的现代富文本编辑器，其 Playwright 套件在很大程度上依赖自定义 data-kg-* 属性（约占其失效的一半），而非 data-testid。payloadcms/payload [14] 是一个 Next.js 后台 UI，其 CSS 类名遵循 </w:t>
+      </w:r>
+      <w:r>
+        <w:rPr>
+          <w:rStyle w:val="RedText"/>
+        </w:rPr>
+        <w:t>块、元素、修饰符（Block Element Modifier，BEM）方法</w:t>
+      </w:r>
+      <w:r>
+        <w:t> [15]，使用 ${baseClass}__suffix 模板字面量 —— 这些字面量对 React 可见，但对纯字面量的 AST 抽取器不可见。这两种</w:t>
+      </w:r>
+      <w:r>
+        <w:rPr>
+          <w:rStyle w:val="RedText"/>
+        </w:rPr>
+        <w:t>锚点约定</w:t>
+      </w:r>
+      <w:r>
+        <w:t xml:space="preserve">的对比是 </w:t>
+      </w:r>
+      <w:r>
+        <w:rPr>
+          <w:rStyle w:val="RedText"/>
+        </w:rPr>
+        <w:t>文章</w:t>
+      </w:r>
+      <w:r>
+        <w:t xml:space="preserve">跨应用发现的依据（ </w:t>
+      </w:r>
+      <w:r>
+        <w:rPr>
+          <w:rStyle w:val="RedText"/>
+        </w:rPr>
+        <w:t>见 §</w:t>
+      </w:r>
+      <w:r>
+        <w:t>）。</w:t>
       </w:r>
     </w:p>
     <w:bookmarkEnd w:id="16"/>
@@ -2604,7 +1969,16 @@
         <w:t>文章</w:t>
       </w:r>
       <w:r>
-        <w:t xml:space="preserve">构建了一个 Playwright 选择器解析/匹配器，它接受任意选择器表达式（page.locator、getByTestId、getByRole、waitForSelector、原始 CSS）并返回它会匹配的 LocatorSheet 记录集。这是 § 中每个论断被验证的透镜: 可达性是“断裂的选择器是否能解析到 sheet 中的某条记录？”；L3 正确性是“解析器是否把 LLM 提议的选择器与 </w:t>
+        <w:t>构建了一个 Playwright 选择器解析/匹配器，它接受任意选择器表达式（page.locator、getByTestId、getByRole、waitForSelector、原始 CSS）并返回它会匹配的 LocatorSheet 记录集。这是 § 中每个论断被验证的透镜: 可达性是“</w:t>
+      </w:r>
+      <w:r>
+        <w:rPr>
+          <w:rStyle w:val="RedText"/>
+        </w:rPr>
+        <w:t>失效选择器</w:t>
+      </w:r>
+      <w:r>
+        <w:t xml:space="preserve">是否能解析到 sheet 中的某条记录？”；L3 正确性是“解析器是否把 LLM 提议的选择器与 </w:t>
       </w:r>
       <w:r>
         <w:rPr>
@@ -2825,7 +2199,16 @@
         <w:t>koenig 所属版本提交</w:t>
       </w:r>
       <w:r>
-        <w:t>、断裂选择器、ReproBreak new_locator、模型给出的选择器与所选候选下标、</w:t>
+        <w:t>、</w:t>
+      </w:r>
+      <w:r>
+        <w:rPr>
+          <w:rStyle w:val="RedText"/>
+        </w:rPr>
+        <w:t>失效选择器</w:t>
+      </w:r>
+      <w:r>
+        <w:t>、ReproBreak new_locator、模型给出的选择器与所选候选下标、</w:t>
       </w:r>
       <w:r>
         <w:rPr>
@@ -2912,7 +2295,16 @@
         <w:t>提示包含：</w:t>
       </w:r>
       <w:r>
-        <w:t xml:space="preserve"> (i) 原样给出的断裂 Playwright 选择器；(ii) 失效行附近的 ±3 行测试源码；(iii) 来自 LocatorSheet 的 top-k 候选，按</w:t>
+        <w:t xml:space="preserve"> (i) 原样给出的</w:t>
+      </w:r>
+      <w:r>
+        <w:rPr>
+          <w:rStyle w:val="RedText"/>
+        </w:rPr>
+        <w:t>失效 Playwright 选择器</w:t>
+      </w:r>
+      <w:r>
+        <w:t>；(ii) 失效行附近的 ±3 行测试源码；(iii) 来自 LocatorSheet 的 top-k 候选，按</w:t>
       </w:r>
       <w:r>
         <w:rPr>
@@ -3082,7 +2474,16 @@
         <w:t>Abstain：</w:t>
       </w:r>
       <w:r>
-        <w:t xml:space="preserve"> 同一提示外加一条明确的“如无候选契合则放弃”守门规则，告诉模型 “一次沉默地把测试改写到错误元素上的盲修复永远比放弃更糟”。</w:t>
+        <w:t xml:space="preserve"> 同一提示外加一条明确的“如无候选契合则放弃”</w:t>
+      </w:r>
+      <w:r>
+        <w:rPr>
+          <w:rStyle w:val="RedText"/>
+        </w:rPr>
+        <w:t>约束</w:t>
+      </w:r>
+      <w:r>
+        <w:t>，告诉模型 “一次沉默地把测试改写到错误元素上的盲修复永远比放弃更糟”。</w:t>
       </w:r>
     </w:p>
     <w:bookmarkEnd w:id="27"/>
@@ -3768,127 +3169,25 @@
         <w:pStyle w:val="BodyText"/>
       </w:pPr>
       <w:r>
-        <w:rPr>
-          <w:smallCaps/>
-        </w:rPr>
-        <w:t xml:space="preserve">Vanilla</w:t>
-      </w:r>
-      <w:r>
-        <w:t xml:space="preserve"> </w:t>
-      </w:r>
-      <w:r>
-        <w:rPr>
-          <w:rFonts w:hint="eastAsia"/>
-        </w:rPr>
-        <w:t xml:space="preserve">与</w:t>
-      </w:r>
-      <w:r>
-        <w:t xml:space="preserve"> </w:t>
-      </w:r>
-      <w:r>
-        <w:rPr>
-          <w:smallCaps/>
-        </w:rPr>
-        <w:t xml:space="preserve">Abstain</w:t>
-      </w:r>
-      <w:r>
-        <w:t xml:space="preserve"> </w:t>
-      </w:r>
-      <w:r>
-        <w:rPr>
-          <w:rFonts w:hint="eastAsia"/>
-        </w:rPr>
-        <w:t xml:space="preserve">之间的等同性是更具诊断意义的发现，且这一等同性是</w:t>
-      </w:r>
-      <w:r>
-        <w:rPr>
-          <w:rFonts w:hint="eastAsia"/>
-          <w:i/>
-          <w:iCs/>
-        </w:rPr>
-        <w:t xml:space="preserve">逐用例</w:t>
-      </w:r>
-      <w:r>
-        <w:rPr>
-          <w:rFonts w:hint="eastAsia"/>
-        </w:rPr>
-        <w:t xml:space="preserve">成立的（表</w:t>
-      </w:r>
-      <w:r>
-        <w:t xml:space="preserve"> </w:t>
-      </w:r>
-      <w:hyperlink w:anchor="tab:falseheal-paired">
-        <w:r>
-          <w:rPr>
-            <w:rStyle w:val="Hyperlink"/>
-          </w:rPr>
-          <w:t xml:space="preserve">1</w:t>
-        </w:r>
-      </w:hyperlink>
-      <w:r>
-        <w:rPr>
-          <w:rFonts w:hint="eastAsia"/>
-        </w:rPr>
-        <w:t xml:space="preserve">：75</w:t>
-      </w:r>
-      <w:r>
-        <w:t xml:space="preserve"> </w:t>
-      </w:r>
-      <w:r>
-        <w:rPr>
-          <w:rFonts w:hint="eastAsia"/>
-        </w:rPr>
-        <w:t xml:space="preserve">个用例的配对判定无一发生改变）：一个</w:t>
-      </w:r>
-      <w:r>
-        <w:t xml:space="preserve"> 7B</w:t>
-      </w:r>
-      <w:r>
-        <w:t xml:space="preserve"> </w:t>
-      </w:r>
-      <w:r>
-        <w:rPr>
-          <w:rFonts w:hint="eastAsia"/>
-        </w:rPr>
-        <w:t xml:space="preserve">规模的代码模型在该任务上不会因软提示式的守门规则而改变其可观察行为。任何稳健的放弃机制都必须置于模型</w:t>
-      </w:r>
-      <w:r>
-        <w:rPr>
-          <w:rFonts w:hint="eastAsia"/>
-          <w:i/>
-          <w:iCs/>
-        </w:rPr>
-        <w:t xml:space="preserve">之外</w:t>
-      </w:r>
-      <w:r>
-        <w:rPr>
-          <w:rFonts w:hint="eastAsia"/>
-        </w:rPr>
-        <w:t xml:space="preserve">：例如确定性的检索分数阈值、锚点类别归属规则，或能够证伪通过补丁的行为验证器。该结果从实证层面支持将</w:t>
-      </w:r>
-      <w:r>
-        <w:t xml:space="preserve"> </w:t>
-      </w:r>
-      <w:r>
-        <w:t xml:space="preserve">HealReact </w:t>
-      </w:r>
-      <w:r>
-        <w:rPr>
-          <w:rFonts w:hint="eastAsia"/>
-        </w:rPr>
-        <w:t xml:space="preserve">的</w:t>
-      </w:r>
-      <w:r>
-        <w:t xml:space="preserve"> L4</w:t>
-      </w:r>
-      <w:r>
-        <w:t xml:space="preserve"> </w:t>
-      </w:r>
-      <w:r>
-        <w:rPr>
-          <w:rFonts w:hint="eastAsia"/>
-        </w:rPr>
-        <w:t xml:space="preserve">层（行为重放验证器）作为下一层加以构建，而非依赖提示级别的安全网。</w:t>
+        <w:t>Vanilla 与 Abstain 之间的等同性是更具诊断意义的发现，且这一等同性是逐用例成立的（表 ：75 个用例的配对判定无一发生改变）：一个 7B 规模的代码模型在该任务上不会因软提示式的</w:t>
+      </w:r>
+      <w:r>
+        <w:rPr>
+          <w:rStyle w:val="RedText"/>
+        </w:rPr>
+        <w:t>约束</w:t>
+      </w:r>
+      <w:r>
+        <w:t>而改变其可观察行为。任何稳健的放弃机制都必须置于模型之外：例如确定性的检索分数阈值、锚点类别归属规则，或能够证伪通过补丁的行为验证器。该结果从实证层面支持将 HealReact 的 L4 层（行为重放验证器）作为下一层加以构建，而非依赖提示级别的</w:t>
+      </w:r>
+      <w:r>
+        <w:rPr>
+          <w:rStyle w:val="RedText"/>
+        </w:rPr>
+        <w:t>安全机制</w:t>
+      </w:r>
+      <w:r>
+        <w:t>。</w:t>
       </w:r>
     </w:p>
     <w:bookmarkEnd w:id="30"/>
@@ -4003,38 +3302,16 @@
         </w:numPr>
       </w:pPr>
       <w:r>
-        <w:rPr>
-          <w:rFonts w:hint="eastAsia"/>
-          <w:smallCaps/>
-        </w:rPr>
-        <w:t xml:space="preserve">v0（基线，两杠杆均关）</w:t>
-      </w:r>
-      <w:r>
-        <w:rPr>
-          <w:rFonts w:hint="eastAsia"/>
-        </w:rPr>
-        <w:t xml:space="preserve">：候选按与断裂选择器的词元重叠程度检索，所有锚点（含</w:t>
-      </w:r>
-      <w:r>
-        <w:t xml:space="preserve"> </w:t>
-      </w:r>
-      <w:r>
-        <w:rPr>
-          <w:rFonts w:hint="eastAsia"/>
-        </w:rPr>
-        <w:t xml:space="preserve">testId）统一权重；无后置过滤；系统提示要求模型优先选择</w:t>
-      </w:r>
-      <w:r>
-        <w:t xml:space="preserve"> testId</w:t>
-      </w:r>
-      <w:r>
-        <w:t xml:space="preserve"> </w:t>
-      </w:r>
-      <w:r>
-        <w:rPr>
-          <w:rFonts w:hint="eastAsia"/>
-        </w:rPr>
-        <w:t xml:space="preserve">类锚点。</w:t>
+        <w:t>v0（基线，两杠杆均关）：候选按与</w:t>
+      </w:r>
+      <w:r>
+        <w:rPr>
+          <w:rStyle w:val="RedText"/>
+        </w:rPr>
+        <w:t>失效选择器</w:t>
+      </w:r>
+      <w:r>
+        <w:t>的词元重叠程度检索，所有锚点（含 testId）统一权重；无后置过滤；系统提示要求模型优先选择 testId 类锚点。</w:t>
       </w:r>
     </w:p>
     <w:p>
@@ -5540,7 +4817,16 @@
         <w:t>逐版本提交</w:t>
       </w:r>
       <w:r>
-        <w:t xml:space="preserve"> 配对对齐，均留作后续工作（当前冻结工件仅记录了 payload 的仓库、配对数与记录数，未记录精确 HEAD SHA，属已知复现缺口）。3.8% 是当前抽取器下诚实的原始测量值。该发现真正的贡献是这条可证伪的跨应用泛化假设本身：锚点文化的多样性（data-testid vs 自定义 data-* vs BEM 模板字面量）很可能是定位器修复工具泛化能力的关卡，任何仅在单一应用上完成基准测试的工具都可能高估其泛化性。</w:t>
+        <w:t xml:space="preserve"> 配对对齐，均留作后续工作（当前冻结工件仅记录了 payload 的仓库、配对数与记录数，未记录精确 HEAD SHA，属已知复现缺口）。3.8% 是当前抽取器下诚实的原始测量值。该发现真正的贡献是这条可证伪的跨应用泛化假设本身：</w:t>
+      </w:r>
+      <w:r>
+        <w:rPr>
+          <w:rStyle w:val="RedText"/>
+        </w:rPr>
+        <w:t>锚点约定</w:t>
+      </w:r>
+      <w:r>
+        <w:t>的多样性（data-testid vs 自定义 data-* vs BEM 模板字面量）很可能是定位器修复工具泛化能力的关卡，任何仅在单一应用上完成基准测试的工具都可能高估其泛化性。</w:t>
       </w:r>
     </w:p>
     <w:bookmarkEnd w:id="39"/>
@@ -5620,7 +4906,16 @@
         <w:t>行为验证器的</w:t>
       </w:r>
       <w:r>
-        <w:t xml:space="preserve">此类部署中，约 15%（粗略上界估计，非实测部署率）的真实 Playwright 断裂存在被朴素修复器静默改写到错误元素的风险。 </w:t>
+        <w:t xml:space="preserve">此类部署中，约 15%（粗略上界估计，非实测部署率）的真实 </w:t>
+      </w:r>
+      <w:r>
+        <w:rPr>
+          <w:rStyle w:val="RedText"/>
+        </w:rPr>
+        <w:t>Playwright 失效</w:t>
+      </w:r>
+      <w:r>
+        <w:t xml:space="preserve">存在被朴素修复器静默改写到错误元素的风险。 </w:t>
       </w:r>
       <w:r>
         <w:rPr>
@@ -5639,13 +4934,16 @@
         <w:pStyle w:val="Heading2"/>
       </w:pPr>
       <w:r>
-        <w:t xml:space="preserve">4.2 </w:t>
-      </w:r>
-      <w:r>
-        <w:rPr>
-          <w:rFonts w:hint="eastAsia"/>
-        </w:rPr>
-        <w:t xml:space="preserve">为什么软提示安全网会失效</w:t>
+        <w:t>4.2 为什么软提示</w:t>
+      </w:r>
+      <w:r>
+        <w:rPr>
+          <w:rStyle w:val="RedText"/>
+        </w:rPr>
+        <w:t>安全机制</w:t>
+      </w:r>
+      <w:r>
+        <w:t>会失效</w:t>
       </w:r>
     </w:p>
     <w:p>
@@ -6236,72 +5534,25 @@
         <w:pStyle w:val="FirstParagraph"/>
       </w:pPr>
       <w:r>
-        <w:rPr>
-          <w:rFonts w:hint="eastAsia"/>
-        </w:rPr>
-        <w:t xml:space="preserve">本文的诊断结论自然延伸出两类可推进的工程化方向：其一，将静态基底向跨锚点文化（BEM</w:t>
-      </w:r>
-      <w:r>
-        <w:t xml:space="preserve"> </w:t>
-      </w:r>
-      <w:r>
-        <w:rPr>
-          <w:rFonts w:hint="eastAsia"/>
-        </w:rPr>
-        <w:t xml:space="preserve">模板字面量、CSS</w:t>
-      </w:r>
-      <w:r>
-        <w:t xml:space="preserve"> Modules </w:t>
-      </w:r>
-      <w:r>
-        <w:rPr>
-          <w:rFonts w:hint="eastAsia"/>
-        </w:rPr>
-        <w:t xml:space="preserve">等）扩展，使可达率在不同</w:t>
-      </w:r>
-      <w:r>
-        <w:t xml:space="preserve"> React</w:t>
-      </w:r>
-      <w:r>
-        <w:t xml:space="preserve"> </w:t>
-      </w:r>
-      <w:r>
-        <w:rPr>
-          <w:rFonts w:hint="eastAsia"/>
-        </w:rPr>
-        <w:t xml:space="preserve">项目中保持稳定；其二，沿</w:t>
-      </w:r>
-      <w:r>
-        <w:t xml:space="preserve"> §</w:t>
-      </w:r>
-      <w:hyperlink w:anchor="sec:findings">
-        <w:r>
-          <w:rPr>
-            <w:rStyle w:val="Hyperlink"/>
-          </w:rPr>
-          <w:t xml:space="preserve">4</w:t>
-        </w:r>
-      </w:hyperlink>
-      <w:r>
-        <w:t xml:space="preserve"> </w:t>
-      </w:r>
-      <w:r>
-        <w:rPr>
-          <w:rFonts w:hint="eastAsia"/>
-        </w:rPr>
-        <w:t xml:space="preserve">给出的经验性必要性，构建并集成一个基于网络行为重放的轻量级验证器，作为</w:t>
-      </w:r>
-      <w:r>
-        <w:t xml:space="preserve"> </w:t>
-      </w:r>
-      <w:r>
-        <w:t xml:space="preserve">LLM </w:t>
-      </w:r>
-      <w:r>
-        <w:rPr>
-          <w:rFonts w:hint="eastAsia"/>
-        </w:rPr>
-        <w:t xml:space="preserve">修复结果的下游守门。</w:t>
+        <w:t>本文的诊断结论自然延伸出两类可推进的工程化方向：其一，将静态基底向跨</w:t>
+      </w:r>
+      <w:r>
+        <w:rPr>
+          <w:rStyle w:val="RedText"/>
+        </w:rPr>
+        <w:t>锚点约定</w:t>
+      </w:r>
+      <w:r>
+        <w:t>（BEM 模板字面量、CSS Modules 等）扩展，使可达率在不同 React 项目中保持稳定；其二，沿 § 给出的经验性必要性，构建并集成一个基于网络行为重放的轻量级验证器，作为 LLM 修复结果的</w:t>
+      </w:r>
+      <w:r>
+        <w:rPr>
+          <w:rStyle w:val="RedText"/>
+        </w:rPr>
+        <w:t>下游安全机制</w:t>
+      </w:r>
+      <w:r>
+        <w:t>。</w:t>
       </w:r>
     </w:p>
     <w:bookmarkEnd w:id="47"/>
@@ -6353,7 +5604,16 @@
         <w:t>开销</w:t>
       </w:r>
       <w:r>
-        <w:t>确定性手段进一步给出了帕累托改进。三项结果合起来，为后续工作中评估行为重放验证器给出了直接的经验性动机，也给出了一条由锚点文化差异所限制的、可证伪的跨应用泛化假设。</w:t>
+        <w:t>确定性手段进一步给出了帕累托改进。三项结果合起来，为后续工作中评估行为重放验证器给出了直接的经验性动机，也给出了一条由</w:t>
+      </w:r>
+      <w:r>
+        <w:rPr>
+          <w:rStyle w:val="RedText"/>
+        </w:rPr>
+        <w:t>锚点约定</w:t>
+      </w:r>
+      <w:r>
+        <w:t>差异所限制的、可证伪的跨应用泛化假设。</w:t>
       </w:r>
     </w:p>
     <w:p>
